--- a/contents/battle-workbook/cohort-cross-infra-demo.docx
+++ b/contents/battle-workbook/cohort-cross-infra-demo.docx
@@ -58,14 +58,14 @@
           <w:b/>
           <w:sz w:val="21"/>
         </w:rPr>
-        <w:t>망 외부 공격자(attacker-ext)</w:t>
+        <w:t>망 외부 공격자(외부 공격자 VM 192.168.0.202)</w:t>
       </w:r>
       <w:r>
         <w:rPr>
           <w:rFonts w:ascii="맑은 고딕" w:hAnsi="맑은 고딕" w:eastAsia="맑은 고딕"/>
           <w:sz w:val="21"/>
         </w:rPr>
-        <w:t xml:space="preserve"> 로 상대(Blue) VM 의 공개 포트(http://&lt;상대IP&gt;/ + Host 헤더)만 보고 공격하고(assess_target=opponent), Blue 는 자신의 WAF/IPS/Wazuh 로그에서 그 흔적을 탐지/방어한다. 외부 공격자의 명령 로그는 6v6 에서 수집이 불완전하므로, Red 채점은 </w:t>
+        <w:t xml:space="preserve"> 로 상대(Blue) VM 의 공개 포트(http://192.168.0.161/ + Host 헤더)만 보고 공격하고(assess_target=opponent), Blue 는 자신의 WAF/IPS/Wazuh 로그에서 그 흔적을 탐지/방어한다. 외부 공격자의 명령 로그는 el34 에서 수집이 불완전하므로, Red 채점은 </w:t>
       </w:r>
       <w:r>
         <w:rPr>
@@ -105,7 +105,7 @@
           <w:rFonts w:ascii="맑은 고딕" w:hAnsi="맑은 고딕" w:eastAsia="맑은 고딕"/>
           <w:sz w:val="21"/>
         </w:rPr>
-        <w:t>망 외부 공격자(attacker-ext)에서 상대 VM 공개포트로 SQLi 공격을 보내 상대 WAF(ModSecurity) 로그에 흔적을 남겨라. 예: curl -H 'Host: dvwa.6v6.lab' "http://&lt;상대IP&gt;/?id=1' UNION SELECT..."</w:t>
+        <w:t>망 외부 공격자(외부 공격자 VM 192.168.0.202)에서 상대 VM 공개포트로 SQLi 공격을 보내 상대 WAF(ModSecurity) 로그에 흔적을 남겨라. 예: curl -H 'Host: dvwa.6v6.lab' "http://192.168.0.161/?id=1' UNION SELECT..."</w:t>
       </w:r>
     </w:p>
     <w:p/>
@@ -169,7 +169,7 @@
           <w:b/>
           <w:sz w:val="22"/>
         </w:rPr>
-        <w:t>▶ 실행 결과 화면 (스크린샷 붙여넣기)</w:t>
+        <w:t>▶ 실행 결과 (출력/스크린샷)</w:t>
       </w:r>
     </w:p>
     <w:tbl>
@@ -203,7 +203,7 @@
                 <w:color w:val="AAAAAA"/>
                 <w:sz w:val="18"/>
               </w:rPr>
-              <w:t>여기에 결과 스크린샷을 붙여넣으세요 (커서를 두고 Ctrl+V)</w:t>
+              <w:t>여기에 결과 출력을 적거나 스크린샷을 붙여넣으세요 (커서를 두고 Ctrl+V)</w:t>
             </w:r>
           </w:p>
         </w:tc>
@@ -335,7 +335,7 @@
           <w:b/>
           <w:sz w:val="22"/>
         </w:rPr>
-        <w:t>▶ 실행 결과 화면 (스크린샷 붙여넣기)</w:t>
+        <w:t>▶ 실행 결과 (출력/스크린샷)</w:t>
       </w:r>
     </w:p>
     <w:tbl>
@@ -369,7 +369,7 @@
                 <w:color w:val="AAAAAA"/>
                 <w:sz w:val="18"/>
               </w:rPr>
-              <w:t>여기에 결과 스크린샷을 붙여넣으세요 (커서를 두고 Ctrl+V)</w:t>
+              <w:t>여기에 결과 출력을 적거나 스크린샷을 붙여넣으세요 (커서를 두고 Ctrl+V)</w:t>
             </w:r>
           </w:p>
         </w:tc>
@@ -501,7 +501,7 @@
           <w:b/>
           <w:sz w:val="22"/>
         </w:rPr>
-        <w:t>▶ 실행 결과 화면 (스크린샷 붙여넣기)</w:t>
+        <w:t>▶ 실행 결과 (출력/스크린샷)</w:t>
       </w:r>
     </w:p>
     <w:tbl>
@@ -535,7 +535,7 @@
                 <w:color w:val="AAAAAA"/>
                 <w:sz w:val="18"/>
               </w:rPr>
-              <w:t>여기에 결과 스크린샷을 붙여넣으세요 (커서를 두고 Ctrl+V)</w:t>
+              <w:t>여기에 결과 출력을 적거나 스크린샷을 붙여넣으세요 (커서를 두고 Ctrl+V)</w:t>
             </w:r>
           </w:p>
         </w:tc>
@@ -667,7 +667,7 @@
           <w:b/>
           <w:sz w:val="22"/>
         </w:rPr>
-        <w:t>▶ 실행 결과 화면 (스크린샷 붙여넣기)</w:t>
+        <w:t>▶ 실행 결과 (출력/스크린샷)</w:t>
       </w:r>
     </w:p>
     <w:tbl>
@@ -701,7 +701,7 @@
                 <w:color w:val="AAAAAA"/>
                 <w:sz w:val="18"/>
               </w:rPr>
-              <w:t>여기에 결과 스크린샷을 붙여넣으세요 (커서를 두고 Ctrl+V)</w:t>
+              <w:t>여기에 결과 출력을 적거나 스크린샷을 붙여넣으세요 (커서를 두고 Ctrl+V)</w:t>
             </w:r>
           </w:p>
         </w:tc>

--- a/contents/battle-workbook/cohort-cross-infra-demo.docx
+++ b/contents/battle-workbook/cohort-cross-infra-demo.docx
@@ -105,7 +105,7 @@
           <w:rFonts w:ascii="맑은 고딕" w:hAnsi="맑은 고딕" w:eastAsia="맑은 고딕"/>
           <w:sz w:val="21"/>
         </w:rPr>
-        <w:t>망 외부 공격자(외부 공격자 VM 192.168.0.202)에서 상대 VM 공개포트로 SQLi 공격을 보내 상대 WAF(ModSecurity) 로그에 흔적을 남겨라. 예: curl -H 'Host: dvwa.6v6.lab' "http://192.168.0.161/?id=1' UNION SELECT..."</w:t>
+        <w:t>망 외부 공격자(외부 공격자 VM 192.168.0.202)에서 상대 VM 공개포트로 SQLi 공격을 보내 상대 WAF(ModSecurity) 로그에 흔적을 남겨라. 예: curl -H 'Host: dvwa.el34.lab' "http://192.168.0.161/?id=1' UNION SELECT..."</w:t>
       </w:r>
     </w:p>
     <w:p/>
